--- a/筆記 (2).docx
+++ b/筆記 (2).docx
@@ -23,7 +23,7 @@
                     <pic:cNvPicPr/>
                   </pic:nvPicPr>
                   <pic:blipFill>
-                    <a:blip r:embed="rId4">
+                    <a:blip r:embed="rId5">
                       <a:extLst>
                         <a:ext uri="{28A0092B-C50C-407E-A947-70E740481C1C}">
                           <a14:useLocalDpi xmlns:a14="http://schemas.microsoft.com/office/drawing/2010/main" val="0"/>
@@ -137,18 +137,11 @@
       <w:r>
         <w:t>Required: true</w:t>
       </w:r>
-      <w:bookmarkStart w:id="0" w:name="_GoBack"/>
-      <w:bookmarkEnd w:id="0"/>
-    </w:p>
-    <w:p/>
-    <w:p/>
-    <w:p/>
-    <w:p>
-      <w:pPr>
-        <w:rPr>
-          <w:rFonts w:hint="eastAsia"/>
-        </w:rPr>
-      </w:pPr>
+    </w:p>
+    <w:p/>
+    <w:p/>
+    <w:p/>
+    <w:p>
       <w:r>
         <w:rPr>
           <w:rFonts w:hint="eastAsia"/>
@@ -170,7 +163,7 @@
                     <pic:cNvPicPr/>
                   </pic:nvPicPr>
                   <pic:blipFill>
-                    <a:blip r:embed="rId5">
+                    <a:blip r:embed="rId6">
                       <a:extLst>
                         <a:ext uri="{28A0092B-C50C-407E-A947-70E740481C1C}">
                           <a14:useLocalDpi xmlns:a14="http://schemas.microsoft.com/office/drawing/2010/main" val="0"/>
@@ -197,6 +190,646 @@
         </w:drawing>
       </w:r>
     </w:p>
+    <w:p/>
+    <w:p/>
+    <w:p>
+      <w:pPr>
+        <w:rPr>
+          <w:rFonts w:hint="eastAsia"/>
+        </w:rPr>
+      </w:pPr>
+    </w:p>
+    <w:p/>
+    <w:p/>
+    <w:p/>
+    <w:p/>
+    <w:p/>
+    <w:p/>
+    <w:p/>
+    <w:p/>
+    <w:p/>
+    <w:p/>
+    <w:p/>
+    <w:p/>
+    <w:p/>
+    <w:p/>
+    <w:p/>
+    <w:p>
+      <w:pPr>
+        <w:rPr>
+          <w:rFonts w:hint="eastAsia"/>
+        </w:rPr>
+      </w:pPr>
+    </w:p>
+    <w:p>
+      <w:pPr>
+        <w:widowControl/>
+      </w:pPr>
+      <w:r>
+        <w:br w:type="page"/>
+      </w:r>
+    </w:p>
+    <w:p>
+      <w:pPr>
+        <w:jc w:val="center"/>
+        <w:rPr>
+          <w:b/>
+          <w:sz w:val="44"/>
+        </w:rPr>
+      </w:pPr>
+      <w:r>
+        <w:rPr>
+          <w:rFonts w:hint="eastAsia"/>
+          <w:b/>
+          <w:sz w:val="44"/>
+        </w:rPr>
+        <w:lastRenderedPageBreak/>
+        <w:t>9</w:t>
+      </w:r>
+      <w:r>
+        <w:rPr>
+          <w:b/>
+          <w:sz w:val="44"/>
+        </w:rPr>
+        <w:t>/29</w:t>
+      </w:r>
+    </w:p>
+    <w:p>
+      <w:pPr>
+        <w:rPr>
+          <w:rFonts w:hint="eastAsia"/>
+          <w:sz w:val="28"/>
+        </w:rPr>
+      </w:pPr>
+      <w:bookmarkStart w:id="0" w:name="_GoBack"/>
+      <w:bookmarkEnd w:id="0"/>
+    </w:p>
+    <w:p>
+      <w:r>
+        <w:rPr>
+          <w:rFonts w:hint="eastAsia"/>
+          <w:noProof/>
+        </w:rPr>
+        <w:drawing>
+          <wp:inline distT="0" distB="0" distL="0" distR="0" wp14:anchorId="697F91E0" wp14:editId="5E0C1E22">
+            <wp:extent cx="4858428" cy="457264"/>
+            <wp:effectExtent l="0" t="0" r="0" b="0"/>
+            <wp:docPr id="1" name="圖片 1"/>
+            <wp:cNvGraphicFramePr>
+              <a:graphicFrameLocks xmlns:a="http://schemas.openxmlformats.org/drawingml/2006/main" noChangeAspect="1"/>
+            </wp:cNvGraphicFramePr>
+            <a:graphic xmlns:a="http://schemas.openxmlformats.org/drawingml/2006/main">
+              <a:graphicData uri="http://schemas.openxmlformats.org/drawingml/2006/picture">
+                <pic:pic xmlns:pic="http://schemas.openxmlformats.org/drawingml/2006/picture">
+                  <pic:nvPicPr>
+                    <pic:cNvPr id="1" name="DC8C494.tmp"/>
+                    <pic:cNvPicPr/>
+                  </pic:nvPicPr>
+                  <pic:blipFill>
+                    <a:blip r:embed="rId7">
+                      <a:extLst>
+                        <a:ext uri="{28A0092B-C50C-407E-A947-70E740481C1C}">
+                          <a14:useLocalDpi xmlns:a14="http://schemas.microsoft.com/office/drawing/2010/main" val="0"/>
+                        </a:ext>
+                      </a:extLst>
+                    </a:blip>
+                    <a:stretch>
+                      <a:fillRect/>
+                    </a:stretch>
+                  </pic:blipFill>
+                  <pic:spPr>
+                    <a:xfrm>
+                      <a:off x="0" y="0"/>
+                      <a:ext cx="4858428" cy="457264"/>
+                    </a:xfrm>
+                    <a:prstGeom prst="rect">
+                      <a:avLst/>
+                    </a:prstGeom>
+                  </pic:spPr>
+                </pic:pic>
+              </a:graphicData>
+            </a:graphic>
+          </wp:inline>
+        </w:drawing>
+      </w:r>
+    </w:p>
+    <w:p>
+      <w:r>
+        <w:rPr>
+          <w:rFonts w:hint="eastAsia"/>
+        </w:rPr>
+        <w:t>第二</w:t>
+      </w:r>
+      <w:proofErr w:type="gramStart"/>
+      <w:r>
+        <w:rPr>
+          <w:rFonts w:hint="eastAsia"/>
+        </w:rPr>
+        <w:t>個</w:t>
+      </w:r>
+      <w:proofErr w:type="gramEnd"/>
+      <w:r>
+        <w:rPr>
+          <w:rFonts w:hint="eastAsia"/>
+        </w:rPr>
+        <w:t>是</w:t>
+      </w:r>
+    </w:p>
+    <w:p/>
+    <w:p>
+      <w:r>
+        <w:rPr>
+          <w:rFonts w:hint="eastAsia"/>
+        </w:rPr>
+        <w:t>1.</w:t>
+      </w:r>
+      <w:r>
+        <w:rPr>
+          <w:noProof/>
+        </w:rPr>
+        <w:t xml:space="preserve"> </w:t>
+      </w:r>
+      <w:r>
+        <w:rPr>
+          <w:noProof/>
+        </w:rPr>
+        <w:drawing>
+          <wp:inline distT="0" distB="0" distL="0" distR="0" wp14:anchorId="7A56F96F" wp14:editId="75ABFF66">
+            <wp:extent cx="4819650" cy="203026"/>
+            <wp:effectExtent l="0" t="0" r="0" b="6985"/>
+            <wp:docPr id="5" name="圖片 5"/>
+            <wp:cNvGraphicFramePr>
+              <a:graphicFrameLocks xmlns:a="http://schemas.openxmlformats.org/drawingml/2006/main" noChangeAspect="1"/>
+            </wp:cNvGraphicFramePr>
+            <a:graphic xmlns:a="http://schemas.openxmlformats.org/drawingml/2006/main">
+              <a:graphicData uri="http://schemas.openxmlformats.org/drawingml/2006/picture">
+                <pic:pic xmlns:pic="http://schemas.openxmlformats.org/drawingml/2006/picture">
+                  <pic:nvPicPr>
+                    <pic:cNvPr id="5" name="DC89CDD.tmp"/>
+                    <pic:cNvPicPr/>
+                  </pic:nvPicPr>
+                  <pic:blipFill>
+                    <a:blip r:embed="rId8">
+                      <a:extLst>
+                        <a:ext uri="{28A0092B-C50C-407E-A947-70E740481C1C}">
+                          <a14:useLocalDpi xmlns:a14="http://schemas.microsoft.com/office/drawing/2010/main" val="0"/>
+                        </a:ext>
+                      </a:extLst>
+                    </a:blip>
+                    <a:stretch>
+                      <a:fillRect/>
+                    </a:stretch>
+                  </pic:blipFill>
+                  <pic:spPr>
+                    <a:xfrm>
+                      <a:off x="0" y="0"/>
+                      <a:ext cx="5291324" cy="222895"/>
+                    </a:xfrm>
+                    <a:prstGeom prst="rect">
+                      <a:avLst/>
+                    </a:prstGeom>
+                  </pic:spPr>
+                </pic:pic>
+              </a:graphicData>
+            </a:graphic>
+          </wp:inline>
+        </w:drawing>
+      </w:r>
+    </w:p>
+    <w:p>
+      <w:pPr>
+        <w:rPr>
+          <w:rFonts w:hint="eastAsia"/>
+        </w:rPr>
+      </w:pPr>
+      <w:r>
+        <w:rPr>
+          <w:rFonts w:hint="eastAsia"/>
+        </w:rPr>
+        <w:t>2.</w:t>
+      </w:r>
+      <w:r>
+        <w:rPr>
+          <w:noProof/>
+        </w:rPr>
+        <w:t xml:space="preserve"> </w:t>
+      </w:r>
+      <w:r>
+        <w:rPr>
+          <w:noProof/>
+        </w:rPr>
+        <w:drawing>
+          <wp:inline distT="0" distB="0" distL="0" distR="0" wp14:anchorId="157C91B6" wp14:editId="66EEAA30">
+            <wp:extent cx="3286125" cy="273050"/>
+            <wp:effectExtent l="0" t="0" r="9525" b="0"/>
+            <wp:docPr id="7" name="圖片 7"/>
+            <wp:cNvGraphicFramePr>
+              <a:graphicFrameLocks xmlns:a="http://schemas.openxmlformats.org/drawingml/2006/main" noChangeAspect="1"/>
+            </wp:cNvGraphicFramePr>
+            <a:graphic xmlns:a="http://schemas.openxmlformats.org/drawingml/2006/main">
+              <a:graphicData uri="http://schemas.openxmlformats.org/drawingml/2006/picture">
+                <pic:pic xmlns:pic="http://schemas.openxmlformats.org/drawingml/2006/picture">
+                  <pic:nvPicPr>
+                    <pic:cNvPr id="7" name="DC81710.tmp"/>
+                    <pic:cNvPicPr/>
+                  </pic:nvPicPr>
+                  <pic:blipFill>
+                    <a:blip r:embed="rId9">
+                      <a:extLst>
+                        <a:ext uri="{28A0092B-C50C-407E-A947-70E740481C1C}">
+                          <a14:useLocalDpi xmlns:a14="http://schemas.microsoft.com/office/drawing/2010/main" val="0"/>
+                        </a:ext>
+                      </a:extLst>
+                    </a:blip>
+                    <a:stretch>
+                      <a:fillRect/>
+                    </a:stretch>
+                  </pic:blipFill>
+                  <pic:spPr>
+                    <a:xfrm>
+                      <a:off x="0" y="0"/>
+                      <a:ext cx="3286125" cy="273050"/>
+                    </a:xfrm>
+                    <a:prstGeom prst="rect">
+                      <a:avLst/>
+                    </a:prstGeom>
+                  </pic:spPr>
+                </pic:pic>
+              </a:graphicData>
+            </a:graphic>
+          </wp:inline>
+        </w:drawing>
+      </w:r>
+    </w:p>
+    <w:p>
+      <w:r>
+        <w:rPr>
+          <w:rFonts w:hint="eastAsia"/>
+        </w:rPr>
+        <w:t>3.</w:t>
+      </w:r>
+      <w:r>
+        <w:rPr>
+          <w:rFonts w:hint="eastAsia"/>
+          <w:noProof/>
+        </w:rPr>
+        <w:drawing>
+          <wp:inline distT="0" distB="0" distL="0" distR="0" wp14:anchorId="6A445B15" wp14:editId="5B67229F">
+            <wp:extent cx="1697674" cy="1190625"/>
+            <wp:effectExtent l="0" t="0" r="0" b="0"/>
+            <wp:docPr id="4" name="圖片 4"/>
+            <wp:cNvGraphicFramePr>
+              <a:graphicFrameLocks xmlns:a="http://schemas.openxmlformats.org/drawingml/2006/main" noChangeAspect="1"/>
+            </wp:cNvGraphicFramePr>
+            <a:graphic xmlns:a="http://schemas.openxmlformats.org/drawingml/2006/main">
+              <a:graphicData uri="http://schemas.openxmlformats.org/drawingml/2006/picture">
+                <pic:pic xmlns:pic="http://schemas.openxmlformats.org/drawingml/2006/picture">
+                  <pic:nvPicPr>
+                    <pic:cNvPr id="4" name="DC884C7.tmp"/>
+                    <pic:cNvPicPr/>
+                  </pic:nvPicPr>
+                  <pic:blipFill>
+                    <a:blip r:embed="rId10" cstate="print">
+                      <a:extLst>
+                        <a:ext uri="{28A0092B-C50C-407E-A947-70E740481C1C}">
+                          <a14:useLocalDpi xmlns:a14="http://schemas.microsoft.com/office/drawing/2010/main" val="0"/>
+                        </a:ext>
+                      </a:extLst>
+                    </a:blip>
+                    <a:stretch>
+                      <a:fillRect/>
+                    </a:stretch>
+                  </pic:blipFill>
+                  <pic:spPr>
+                    <a:xfrm>
+                      <a:off x="0" y="0"/>
+                      <a:ext cx="1703045" cy="1194392"/>
+                    </a:xfrm>
+                    <a:prstGeom prst="rect">
+                      <a:avLst/>
+                    </a:prstGeom>
+                  </pic:spPr>
+                </pic:pic>
+              </a:graphicData>
+            </a:graphic>
+          </wp:inline>
+        </w:drawing>
+      </w:r>
+    </w:p>
+    <w:p>
+      <w:r>
+        <w:rPr>
+          <w:rFonts w:hint="eastAsia"/>
+        </w:rPr>
+        <w:t>以上</w:t>
+      </w:r>
+      <w:proofErr w:type="gramStart"/>
+      <w:r>
+        <w:rPr>
+          <w:rFonts w:hint="eastAsia"/>
+        </w:rPr>
+        <w:t>為子層</w:t>
+      </w:r>
+      <w:proofErr w:type="gramEnd"/>
+      <w:r>
+        <w:rPr>
+          <w:rFonts w:hint="eastAsia"/>
+        </w:rPr>
+        <w:t>(1)</w:t>
+      </w:r>
+      <w:r>
+        <w:rPr>
+          <w:rFonts w:hint="eastAsia"/>
+        </w:rPr>
+        <w:t>宣定義了</w:t>
+      </w:r>
+      <w:r>
+        <w:rPr>
+          <w:rFonts w:hint="eastAsia"/>
+        </w:rPr>
+        <w:t>,</w:t>
+      </w:r>
+      <w:proofErr w:type="gramStart"/>
+      <w:r>
+        <w:rPr>
+          <w:rFonts w:hint="eastAsia"/>
+        </w:rPr>
+        <w:t>但父層</w:t>
+      </w:r>
+      <w:proofErr w:type="gramEnd"/>
+      <w:r>
+        <w:rPr>
+          <w:rFonts w:hint="eastAsia"/>
+        </w:rPr>
+        <w:t>(2)</w:t>
+      </w:r>
+      <w:r>
+        <w:rPr>
+          <w:rFonts w:hint="eastAsia"/>
+        </w:rPr>
+        <w:t>還沒有加進去</w:t>
+      </w:r>
+      <w:r>
+        <w:rPr>
+          <w:rFonts w:hint="eastAsia"/>
+        </w:rPr>
+        <w:t>,</w:t>
+      </w:r>
+      <w:r>
+        <w:rPr>
+          <w:rFonts w:hint="eastAsia"/>
+        </w:rPr>
+        <w:t>所以會呈現預設</w:t>
+      </w:r>
+      <w:r>
+        <w:rPr>
+          <w:rFonts w:hint="eastAsia"/>
+        </w:rPr>
+        <w:t>(</w:t>
+      </w:r>
+      <w:r>
+        <w:t>default</w:t>
+      </w:r>
+      <w:r>
+        <w:rPr>
+          <w:rFonts w:hint="eastAsia"/>
+        </w:rPr>
+        <w:t>):</w:t>
+      </w:r>
+      <w:r>
+        <w:t>Chloe</w:t>
+      </w:r>
+    </w:p>
+    <w:p>
+      <w:pPr>
+        <w:rPr>
+          <w:rFonts w:hint="eastAsia"/>
+        </w:rPr>
+      </w:pPr>
+      <w:r>
+        <w:rPr>
+          <w:rFonts w:hint="eastAsia"/>
+        </w:rPr>
+        <w:t>-</w:t>
+      </w:r>
+      <w:r>
+        <w:t>-----------------------------------------------------------------------------------------------------</w:t>
+      </w:r>
+    </w:p>
+    <w:p>
+      <w:r>
+        <w:rPr>
+          <w:rFonts w:hint="eastAsia"/>
+        </w:rPr>
+        <w:t>1</w:t>
+      </w:r>
+      <w:r>
+        <w:t>.</w:t>
+      </w:r>
+      <w:r>
+        <w:rPr>
+          <w:rFonts w:hint="eastAsia"/>
+          <w:noProof/>
+        </w:rPr>
+        <w:drawing>
+          <wp:inline distT="0" distB="0" distL="0" distR="0">
+            <wp:extent cx="4848225" cy="247650"/>
+            <wp:effectExtent l="0" t="0" r="9525" b="0"/>
+            <wp:docPr id="8" name="圖片 8"/>
+            <wp:cNvGraphicFramePr>
+              <a:graphicFrameLocks xmlns:a="http://schemas.openxmlformats.org/drawingml/2006/main" noChangeAspect="1"/>
+            </wp:cNvGraphicFramePr>
+            <a:graphic xmlns:a="http://schemas.openxmlformats.org/drawingml/2006/main">
+              <a:graphicData uri="http://schemas.openxmlformats.org/drawingml/2006/picture">
+                <pic:pic xmlns:pic="http://schemas.openxmlformats.org/drawingml/2006/picture">
+                  <pic:nvPicPr>
+                    <pic:cNvPr id="8" name="DC8AB6E.tmp"/>
+                    <pic:cNvPicPr/>
+                  </pic:nvPicPr>
+                  <pic:blipFill>
+                    <a:blip r:embed="rId11">
+                      <a:extLst>
+                        <a:ext uri="{28A0092B-C50C-407E-A947-70E740481C1C}">
+                          <a14:useLocalDpi xmlns:a14="http://schemas.microsoft.com/office/drawing/2010/main" val="0"/>
+                        </a:ext>
+                      </a:extLst>
+                    </a:blip>
+                    <a:stretch>
+                      <a:fillRect/>
+                    </a:stretch>
+                  </pic:blipFill>
+                  <pic:spPr>
+                    <a:xfrm>
+                      <a:off x="0" y="0"/>
+                      <a:ext cx="4848225" cy="247650"/>
+                    </a:xfrm>
+                    <a:prstGeom prst="rect">
+                      <a:avLst/>
+                    </a:prstGeom>
+                  </pic:spPr>
+                </pic:pic>
+              </a:graphicData>
+            </a:graphic>
+          </wp:inline>
+        </w:drawing>
+      </w:r>
+    </w:p>
+    <w:p>
+      <w:r>
+        <w:rPr>
+          <w:noProof/>
+        </w:rPr>
+        <w:t>2.</w:t>
+      </w:r>
+      <w:r>
+        <w:rPr>
+          <w:rFonts w:hint="eastAsia"/>
+          <w:noProof/>
+        </w:rPr>
+        <w:drawing>
+          <wp:inline distT="0" distB="0" distL="0" distR="0" wp14:anchorId="1C7631C2" wp14:editId="7D5F98CB">
+            <wp:extent cx="1885950" cy="1923175"/>
+            <wp:effectExtent l="0" t="0" r="0" b="1270"/>
+            <wp:docPr id="10" name="圖片 10"/>
+            <wp:cNvGraphicFramePr>
+              <a:graphicFrameLocks xmlns:a="http://schemas.openxmlformats.org/drawingml/2006/main" noChangeAspect="1"/>
+            </wp:cNvGraphicFramePr>
+            <a:graphic xmlns:a="http://schemas.openxmlformats.org/drawingml/2006/main">
+              <a:graphicData uri="http://schemas.openxmlformats.org/drawingml/2006/picture">
+                <pic:pic xmlns:pic="http://schemas.openxmlformats.org/drawingml/2006/picture">
+                  <pic:nvPicPr>
+                    <pic:cNvPr id="10" name="DC835EF.tmp"/>
+                    <pic:cNvPicPr/>
+                  </pic:nvPicPr>
+                  <pic:blipFill>
+                    <a:blip r:embed="rId12">
+                      <a:extLst>
+                        <a:ext uri="{28A0092B-C50C-407E-A947-70E740481C1C}">
+                          <a14:useLocalDpi xmlns:a14="http://schemas.microsoft.com/office/drawing/2010/main" val="0"/>
+                        </a:ext>
+                      </a:extLst>
+                    </a:blip>
+                    <a:stretch>
+                      <a:fillRect/>
+                    </a:stretch>
+                  </pic:blipFill>
+                  <pic:spPr>
+                    <a:xfrm>
+                      <a:off x="0" y="0"/>
+                      <a:ext cx="1901977" cy="1939518"/>
+                    </a:xfrm>
+                    <a:prstGeom prst="rect">
+                      <a:avLst/>
+                    </a:prstGeom>
+                  </pic:spPr>
+                </pic:pic>
+              </a:graphicData>
+            </a:graphic>
+          </wp:inline>
+        </w:drawing>
+      </w:r>
+    </w:p>
+    <w:p>
+      <w:r>
+        <w:rPr>
+          <w:rFonts w:hint="eastAsia"/>
+        </w:rPr>
+        <w:t>以上</w:t>
+      </w:r>
+      <w:proofErr w:type="gramStart"/>
+      <w:r>
+        <w:rPr>
+          <w:rFonts w:hint="eastAsia"/>
+        </w:rPr>
+        <w:t>是父層</w:t>
+      </w:r>
+      <w:proofErr w:type="gramEnd"/>
+      <w:r>
+        <w:rPr>
+          <w:rFonts w:hint="eastAsia"/>
+        </w:rPr>
+        <w:t>(</w:t>
+      </w:r>
+      <w:r>
+        <w:t>1.)</w:t>
+      </w:r>
+      <w:r>
+        <w:rPr>
+          <w:rFonts w:hint="eastAsia"/>
+        </w:rPr>
+        <w:t>加上去了</w:t>
+      </w:r>
+      <w:r>
+        <w:rPr>
+          <w:rFonts w:hint="eastAsia"/>
+        </w:rPr>
+        <w:t>,</w:t>
+      </w:r>
+      <w:r>
+        <w:rPr>
+          <w:rFonts w:hint="eastAsia"/>
+        </w:rPr>
+        <w:t>則原本</w:t>
+      </w:r>
+      <w:proofErr w:type="gramStart"/>
+      <w:r>
+        <w:rPr>
+          <w:rFonts w:hint="eastAsia"/>
+        </w:rPr>
+        <w:t>的子層預設</w:t>
+      </w:r>
+      <w:proofErr w:type="gramEnd"/>
+      <w:r>
+        <w:rPr>
+          <w:rFonts w:hint="eastAsia"/>
+        </w:rPr>
+        <w:t>(default)</w:t>
+      </w:r>
+      <w:r>
+        <w:rPr>
+          <w:rFonts w:hint="eastAsia"/>
+        </w:rPr>
+        <w:t>會被取代</w:t>
+      </w:r>
+      <w:r>
+        <w:rPr>
+          <w:rFonts w:hint="eastAsia"/>
+        </w:rPr>
+        <w:t>,</w:t>
+      </w:r>
+      <w:r>
+        <w:rPr>
+          <w:rFonts w:hint="eastAsia"/>
+        </w:rPr>
+        <w:t>則呈現</w:t>
+      </w:r>
+      <w:r>
+        <w:rPr>
+          <w:rFonts w:hint="eastAsia"/>
+        </w:rPr>
+        <w:t>(</w:t>
+      </w:r>
+      <w:r>
+        <w:t>2.</w:t>
+      </w:r>
+      <w:r>
+        <w:rPr>
+          <w:rFonts w:hint="eastAsia"/>
+        </w:rPr>
+        <w:t>)</w:t>
+      </w:r>
+    </w:p>
+    <w:p/>
+    <w:p/>
+    <w:p/>
+    <w:p/>
+    <w:p>
+      <w:pPr>
+        <w:rPr>
+          <w:rFonts w:hint="eastAsia"/>
+        </w:rPr>
+      </w:pPr>
+    </w:p>
     <w:sectPr>
       <w:pgSz w:w="11906" w:h="16838"/>
       <w:pgMar w:top="1440" w:right="1800" w:bottom="1440" w:left="1800" w:header="851" w:footer="992" w:gutter="0"/>
@@ -205,6 +838,127 @@
     </w:sectPr>
   </w:body>
 </w:document>
+</file>
+
+<file path=word/numbering.xml><?xml version="1.0" encoding="utf-8"?>
+<w:numbering xmlns:wpc="http://schemas.microsoft.com/office/word/2010/wordprocessingCanvas" xmlns:cx="http://schemas.microsoft.com/office/drawing/2014/chartex" xmlns:mc="http://schemas.openxmlformats.org/markup-compatibility/2006" xmlns:o="urn:schemas-microsoft-com:office:office" xmlns:r="http://schemas.openxmlformats.org/officeDocument/2006/relationships" xmlns:m="http://schemas.openxmlformats.org/officeDocument/2006/math" xmlns:v="urn:schemas-microsoft-com:vml" xmlns:wp14="http://schemas.microsoft.com/office/word/2010/wordprocessingDrawing" xmlns:wp="http://schemas.openxmlformats.org/drawingml/2006/wordprocessingDrawing" xmlns:w10="urn:schemas-microsoft-com:office:word" xmlns:w="http://schemas.openxmlformats.org/wordprocessingml/2006/main" xmlns:w14="http://schemas.microsoft.com/office/word/2010/wordml" xmlns:w15="http://schemas.microsoft.com/office/word/2012/wordml" xmlns:w16se="http://schemas.microsoft.com/office/word/2015/wordml/symex" xmlns:wpg="http://schemas.microsoft.com/office/word/2010/wordprocessingGroup" xmlns:wpi="http://schemas.microsoft.com/office/word/2010/wordprocessingInk" xmlns:wne="http://schemas.microsoft.com/office/word/2006/wordml" xmlns:wps="http://schemas.microsoft.com/office/word/2010/wordprocessingShape" mc:Ignorable="w14 w15 w16se wp14">
+  <w:abstractNum w:abstractNumId="0" w15:restartNumberingAfterBreak="0">
+    <w:nsid w:val="7D7706D7"/>
+    <w:multiLevelType w:val="hybridMultilevel"/>
+    <w:tmpl w:val="41D4B9FE"/>
+    <w:lvl w:ilvl="0" w:tplc="7416E052">
+      <w:start w:val="2"/>
+      <w:numFmt w:val="bullet"/>
+      <w:lvlText w:val="-"/>
+      <w:lvlJc w:val="left"/>
+      <w:pPr>
+        <w:ind w:left="360" w:hanging="360"/>
+      </w:pPr>
+      <w:rPr>
+        <w:rFonts w:ascii="Calibri" w:eastAsiaTheme="minorEastAsia" w:hAnsi="Calibri" w:cs="Calibri" w:hint="default"/>
+      </w:rPr>
+    </w:lvl>
+    <w:lvl w:ilvl="1" w:tplc="04090003" w:tentative="1">
+      <w:start w:val="1"/>
+      <w:numFmt w:val="bullet"/>
+      <w:lvlText w:val=""/>
+      <w:lvlJc w:val="left"/>
+      <w:pPr>
+        <w:ind w:left="960" w:hanging="480"/>
+      </w:pPr>
+      <w:rPr>
+        <w:rFonts w:ascii="Wingdings" w:hAnsi="Wingdings" w:hint="default"/>
+      </w:rPr>
+    </w:lvl>
+    <w:lvl w:ilvl="2" w:tplc="04090005" w:tentative="1">
+      <w:start w:val="1"/>
+      <w:numFmt w:val="bullet"/>
+      <w:lvlText w:val=""/>
+      <w:lvlJc w:val="left"/>
+      <w:pPr>
+        <w:ind w:left="1440" w:hanging="480"/>
+      </w:pPr>
+      <w:rPr>
+        <w:rFonts w:ascii="Wingdings" w:hAnsi="Wingdings" w:hint="default"/>
+      </w:rPr>
+    </w:lvl>
+    <w:lvl w:ilvl="3" w:tplc="04090001" w:tentative="1">
+      <w:start w:val="1"/>
+      <w:numFmt w:val="bullet"/>
+      <w:lvlText w:val=""/>
+      <w:lvlJc w:val="left"/>
+      <w:pPr>
+        <w:ind w:left="1920" w:hanging="480"/>
+      </w:pPr>
+      <w:rPr>
+        <w:rFonts w:ascii="Wingdings" w:hAnsi="Wingdings" w:hint="default"/>
+      </w:rPr>
+    </w:lvl>
+    <w:lvl w:ilvl="4" w:tplc="04090003" w:tentative="1">
+      <w:start w:val="1"/>
+      <w:numFmt w:val="bullet"/>
+      <w:lvlText w:val=""/>
+      <w:lvlJc w:val="left"/>
+      <w:pPr>
+        <w:ind w:left="2400" w:hanging="480"/>
+      </w:pPr>
+      <w:rPr>
+        <w:rFonts w:ascii="Wingdings" w:hAnsi="Wingdings" w:hint="default"/>
+      </w:rPr>
+    </w:lvl>
+    <w:lvl w:ilvl="5" w:tplc="04090005" w:tentative="1">
+      <w:start w:val="1"/>
+      <w:numFmt w:val="bullet"/>
+      <w:lvlText w:val=""/>
+      <w:lvlJc w:val="left"/>
+      <w:pPr>
+        <w:ind w:left="2880" w:hanging="480"/>
+      </w:pPr>
+      <w:rPr>
+        <w:rFonts w:ascii="Wingdings" w:hAnsi="Wingdings" w:hint="default"/>
+      </w:rPr>
+    </w:lvl>
+    <w:lvl w:ilvl="6" w:tplc="04090001" w:tentative="1">
+      <w:start w:val="1"/>
+      <w:numFmt w:val="bullet"/>
+      <w:lvlText w:val=""/>
+      <w:lvlJc w:val="left"/>
+      <w:pPr>
+        <w:ind w:left="3360" w:hanging="480"/>
+      </w:pPr>
+      <w:rPr>
+        <w:rFonts w:ascii="Wingdings" w:hAnsi="Wingdings" w:hint="default"/>
+      </w:rPr>
+    </w:lvl>
+    <w:lvl w:ilvl="7" w:tplc="04090003" w:tentative="1">
+      <w:start w:val="1"/>
+      <w:numFmt w:val="bullet"/>
+      <w:lvlText w:val=""/>
+      <w:lvlJc w:val="left"/>
+      <w:pPr>
+        <w:ind w:left="3840" w:hanging="480"/>
+      </w:pPr>
+      <w:rPr>
+        <w:rFonts w:ascii="Wingdings" w:hAnsi="Wingdings" w:hint="default"/>
+      </w:rPr>
+    </w:lvl>
+    <w:lvl w:ilvl="8" w:tplc="04090005" w:tentative="1">
+      <w:start w:val="1"/>
+      <w:numFmt w:val="bullet"/>
+      <w:lvlText w:val=""/>
+      <w:lvlJc w:val="left"/>
+      <w:pPr>
+        <w:ind w:left="4320" w:hanging="480"/>
+      </w:pPr>
+      <w:rPr>
+        <w:rFonts w:ascii="Wingdings" w:hAnsi="Wingdings" w:hint="default"/>
+      </w:rPr>
+    </w:lvl>
+  </w:abstractNum>
+  <w:num w:numId="1">
+    <w:abstractNumId w:val="0"/>
+  </w:num>
+</w:numbering>
 </file>
 
 <file path=word/styles.xml><?xml version="1.0" encoding="utf-8"?>
@@ -628,6 +1382,16 @@
     <w:semiHidden/>
     <w:unhideWhenUsed/>
   </w:style>
+  <w:style w:type="paragraph" w:styleId="a3">
+    <w:name w:val="List Paragraph"/>
+    <w:basedOn w:val="a"/>
+    <w:uiPriority w:val="34"/>
+    <w:qFormat/>
+    <w:rsid w:val="00263B59"/>
+    <w:pPr>
+      <w:ind w:leftChars="200" w:left="480"/>
+    </w:pPr>
+  </w:style>
 </w:styles>
 </file>
 
